--- a/pr-preview/pr-373/logistic-inference-handout-tracked-changes.docx
+++ b/pr-preview/pr-373/logistic-inference-handout-tracked-changes.docx
@@ -16,7 +16,7 @@
       </w:pPr>
       <w:del w:id="1" w:author="PR Preview" w:date="2026-01-01T00:00:00Z">
         <w:r>
-          <w:delText xml:space="preserve">Last modified: 2026-10-19 01:42:24 (PDT)</w:delText>
+          <w:delText xml:space="preserve">Last modified: 2026-10-19 03:13:51 (PDT)</w:delText>
         </w:r>
       </w:del>
     </w:p>
@@ -26,7 +26,7 @@
       </w:pPr>
       <w:ins w:id="2" w:author="PR Preview" w:date="2026-01-01T00:00:00Z">
         <w:r>
-          <w:t xml:space="preserve">Last modified: 2026-10-19 02:32:24 (PDT)</w:t>
+          <w:t xml:space="preserve">Last modified: 2026-10-19 03:23:45 (PDT)</w:t>
         </w:r>
       </w:ins>
     </w:p>

--- a/pr-preview/pr-373/logistic-inference-handout-tracked-changes.docx
+++ b/pr-preview/pr-373/logistic-inference-handout-tracked-changes.docx
@@ -16,7 +16,7 @@
       </w:pPr>
       <w:del w:id="1" w:author="PR Preview" w:date="2026-01-01T00:00:00Z">
         <w:r>
-          <w:delText xml:space="preserve">Last modified: 2026-10-19 03:13:51 (PDT)</w:delText>
+          <w:delText xml:space="preserve">Last modified: 2026-10-19 03:59:32 (PDT)</w:delText>
         </w:r>
       </w:del>
     </w:p>
@@ -26,7 +26,7 @@
       </w:pPr>
       <w:ins w:id="2" w:author="PR Preview" w:date="2026-01-01T00:00:00Z">
         <w:r>
-          <w:t xml:space="preserve">Last modified: 2026-10-19 03:23:45 (PDT)</w:t>
+          <w:t xml:space="preserve">Last modified: 2026-10-19 04:10:08 (PDT)</w:t>
         </w:r>
       </w:ins>
     </w:p>
@@ -253,14 +253,33 @@
         <w:pStyle w:val="BodyText"/>
       </w:pPr>
       <w:bookmarkStart w:id="11" w:name="eq-logistic-model"/>
-      <w:r>
-        <w:t xml:space="preserve">$$
+      <w:del w:id="3" w:author="PR Preview" w:date="2026-01-01T00:00:00Z">
+        <w:r>
+          <w:delText xml:space="preserve">$$
     \Pr\mathopen{}\left(Y_i= 1 \mid \mathord{\smash[b]{\underset{\raise.3ex\hbox{$\scriptstyle\sim$}}{x}}\vphantom{x}}_i\right)\mathclose{} = \pi_i
     = \sigma\mathopen{}\left(\mathord{\smash[b]{\underset{\raise.3ex\hbox{$\scriptstyle\sim$}}{\beta}}\vphantom{\beta}} \cdot \mathord{\smash[b]{\underset{\raise.3ex\hbox{$\scriptstyle\sim$}}{x}}\vphantom{x}}_i\right)\mathclose{},
     \qquad
     \sigma\mathopen{}\left(u\right)\mathclose{} = \frac{1}{1 + e^{-u}},
+     \qquad(1)$$</w:delText>
+        </w:r>
+      </w:del>
+      <w:bookmarkEnd w:id="11"/>
+    </w:p>
+    <w:p>
+      <w:pPr>
+        <w:pStyle w:val="BodyText"/>
+      </w:pPr>
+      <w:bookmarkStart w:id="11" w:name="eq-logistic-model"/>
+      <w:ins w:id="4" w:author="PR Preview" w:date="2026-01-01T00:00:00Z">
+        <w:r>
+          <w:t xml:space="preserve">$$
+    {\Pr\mathopen{}\left(Y_i= 1 \mid \mathord{\smash[b]{\underset{\raise.3ex\hbox{$\scriptstyle\sim$}}{x}}\vphantom{x}}_i\right)\mathclose{}} = \pi_i
+    = {\sigma\mathopen{}\left(\mathord{\smash[b]{\underset{\raise.3ex\hbox{$\scriptstyle\sim$}}{\beta}}\vphantom{\beta}} \cdot \mathord{\smash[b]{\underset{\raise.3ex\hbox{$\scriptstyle\sim$}}{x}}\vphantom{x}}_i\right)\mathclose{}},
+    \qquad
+    {\sigma\mathopen{}\left(u\right)\mathclose{}} = \frac{1}{1 + e^{-u}},
      \qquad(1)$$</w:t>
-      </w:r>
+        </w:r>
+      </w:ins>
       <w:bookmarkEnd w:id="11"/>
     </w:p>
     <w:p>
@@ -1099,33 +1118,90 @@
         <w:pStyle w:val="BodyText"/>
       </w:pPr>
       <w:bookmarkStart w:id="15" w:name="eq-deviance"/>
-      <w:r>
-        <w:t xml:space="preserve">$$
+      <w:del w:id="5" w:author="PR Preview" w:date="2026-01-01T00:00:00Z">
+        <w:r>
+          <w:delText xml:space="preserve">$$
     D\stackrel{\text{def}}{=}-2 \, \ell\mathopen{}\left(\hat{\mathord{\smash[b]{\underset{\raise.3ex\hbox{$\scriptstyle\sim$}}{\beta}}\vphantom{\beta}}}\right)\mathclose{}
     = -2 \sum_{i=1}^n\mathopen{}\left\{y_i\ln \hat\pi_i + \mathopen{}\left(1 - y_i\right)\mathclose{} {\ln\mathopen{}\left(1 - \hat\pi_i\right)\mathclose{}}\right\}\mathclose{},
-     \qquad(2)$$</w:t>
-      </w:r>
+     \qquad(2)$$</w:delText>
+        </w:r>
+      </w:del>
       <w:bookmarkEnd w:id="15"/>
     </w:p>
     <w:p>
       <w:pPr>
         <w:pStyle w:val="FirstParagraph"/>
       </w:pPr>
-      <w:r>
-        <w:t xml:space="preserve">where</w:t>
-      </w:r>
-      <w:r>
-        <w:t xml:space="preserve"> </w:t>
-      </w:r>
-      <w:r>
-        <w:t xml:space="preserve">$\hat\pi_i = \sigma\mathopen{}\left(\hat{\mathord{\smash[b]{\underset{\raise.3ex\hbox{$\scriptstyle\sim$}}{\beta}}\vphantom{\beta}}} \cdot \mathord{\smash[b]{\underset{\raise.3ex\hbox{$\scriptstyle\sim$}}{x}}\vphantom{x}}_i\right)\mathclose{}$</w:t>
-      </w:r>
-      <w:r>
-        <w:t xml:space="preserve"> </w:t>
-      </w:r>
-      <w:r>
-        <w:t xml:space="preserve">is the fitted probability.</w:t>
-      </w:r>
+      <w:del w:id="6" w:author="PR Preview" w:date="2026-01-01T00:00:00Z">
+        <w:r>
+          <w:delText xml:space="preserve">where</w:delText>
+        </w:r>
+      </w:del>
+      <w:del w:id="7" w:author="PR Preview" w:date="2026-01-01T00:00:00Z">
+        <w:r>
+          <w:delText xml:space="preserve"> </w:delText>
+        </w:r>
+      </w:del>
+      <w:del w:id="8" w:author="PR Preview" w:date="2026-01-01T00:00:00Z">
+        <w:r>
+          <w:delText xml:space="preserve">$\hat\pi_i = \sigma\mathopen{}\left(\hat{\mathord{\smash[b]{\underset{\raise.3ex\hbox{$\scriptstyle\sim$}}{\beta}}\vphantom{\beta}}} \cdot \mathord{\smash[b]{\underset{\raise.3ex\hbox{$\scriptstyle\sim$}}{x}}\vphantom{x}}_i\right)\mathclose{}$</w:delText>
+        </w:r>
+      </w:del>
+      <w:del w:id="9" w:author="PR Preview" w:date="2026-01-01T00:00:00Z">
+        <w:r>
+          <w:delText xml:space="preserve"> </w:delText>
+        </w:r>
+      </w:del>
+      <w:del w:id="10" w:author="PR Preview" w:date="2026-01-01T00:00:00Z">
+        <w:r>
+          <w:delText xml:space="preserve">is the fitted probability.</w:delText>
+        </w:r>
+      </w:del>
+    </w:p>
+    <w:p>
+      <w:pPr>
+        <w:pStyle w:val="BodyText"/>
+      </w:pPr>
+      <w:bookmarkStart w:id="15" w:name="eq-deviance"/>
+      <w:ins w:id="11" w:author="PR Preview" w:date="2026-01-01T00:00:00Z">
+        <w:r>
+          <w:t xml:space="preserve">$$
+    D\stackrel{\text{def}}{=}-2 \, {\ell\mathopen{}\left(\hat{\mathord{\smash[b]{\underset{\raise.3ex\hbox{$\scriptstyle\sim$}}{\beta}}\vphantom{\beta}}}\right)\mathclose{}}
+    = -2 \sum_{i=1}^n\mathopen{}\left\{y_i\ln \hat\pi_i + \mathopen{}\left(1 - y_i\right)\mathclose{} {\ln\mathopen{}\left(1 - \hat\pi_i\right)\mathclose{}}\right\}\mathclose{},
+     \qquad(2)$$</w:t>
+        </w:r>
+      </w:ins>
+      <w:bookmarkEnd w:id="15"/>
+    </w:p>
+    <w:p>
+      <w:pPr>
+        <w:pStyle w:val="FirstParagraph"/>
+      </w:pPr>
+      <w:ins w:id="12" w:author="PR Preview" w:date="2026-01-01T00:00:00Z">
+        <w:r>
+          <w:t xml:space="preserve">where</w:t>
+        </w:r>
+      </w:ins>
+      <w:ins w:id="13" w:author="PR Preview" w:date="2026-01-01T00:00:00Z">
+        <w:r>
+          <w:t xml:space="preserve"> </w:t>
+        </w:r>
+      </w:ins>
+      <w:ins w:id="14" w:author="PR Preview" w:date="2026-01-01T00:00:00Z">
+        <w:r>
+          <w:t xml:space="preserve">$\hat\pi_i = {\sigma\mathopen{}\left(\hat{\mathord{\smash[b]{\underset{\raise.3ex\hbox{$\scriptstyle\sim$}}{\beta}}\vphantom{\beta}}} \cdot \mathord{\smash[b]{\underset{\raise.3ex\hbox{$\scriptstyle\sim$}}{x}}\vphantom{x}}_i\right)\mathclose{}}$</w:t>
+        </w:r>
+      </w:ins>
+      <w:ins w:id="15" w:author="PR Preview" w:date="2026-01-01T00:00:00Z">
+        <w:r>
+          <w:t xml:space="preserve"> </w:t>
+        </w:r>
+      </w:ins>
+      <w:ins w:id="16" w:author="PR Preview" w:date="2026-01-01T00:00:00Z">
+        <w:r>
+          <w:t xml:space="preserve">is the fitted probability.</w:t>
+        </w:r>
+      </w:ins>
     </w:p>
     <w:p>
       <w:pPr>
@@ -4989,12 +5065,29 @@
         <w:pStyle w:val="BodyText"/>
       </w:pPr>
       <w:bookmarkStart w:id="40" w:name="eq-saturated-model"/>
-      <w:r>
-        <w:t xml:space="preserve">$$
+      <w:del w:id="17" w:author="PR Preview" w:date="2026-01-01T00:00:00Z">
+        <w:r>
+          <w:delText xml:space="preserve">$$
     \Pr\mathopen{}\left(Y_i= 1 \mid \mathord{\smash[b]{\underset{\raise.3ex\hbox{$\scriptstyle\sim$}}{x}}\vphantom{x}}_i= \mathord{\smash[b]{\underset{\raise.3ex\hbox{$\scriptstyle\sim$}}{x}}\vphantom{x}}^{(k)}\right)\mathclose{} = \pi_k,
     \qquad k = 1, \dots, K,
+     \qquad(4)$$</w:delText>
+        </w:r>
+      </w:del>
+      <w:bookmarkEnd w:id="40"/>
+    </w:p>
+    <w:p>
+      <w:pPr>
+        <w:pStyle w:val="BodyText"/>
+      </w:pPr>
+      <w:bookmarkStart w:id="40" w:name="eq-saturated-model"/>
+      <w:ins w:id="18" w:author="PR Preview" w:date="2026-01-01T00:00:00Z">
+        <w:r>
+          <w:t xml:space="preserve">$$
+    {\Pr\mathopen{}\left(Y_i= 1 \mid \mathord{\smash[b]{\underset{\raise.3ex\hbox{$\scriptstyle\sim$}}{x}}\vphantom{x}}_i= \mathord{\smash[b]{\underset{\raise.3ex\hbox{$\scriptstyle\sim$}}{x}}\vphantom{x}}^{(k)}\right)\mathclose{}} = \pi_k,
+    \qquad k = 1, \dots, K,
      \qquad(4)$$</w:t>
-      </w:r>
+        </w:r>
+      </w:ins>
       <w:bookmarkEnd w:id="40"/>
     </w:p>
     <w:p>
@@ -6624,50 +6717,74 @@
       <w:pPr>
         <w:pStyle w:val="BodyText"/>
       </w:pPr>
-      <w:r>
-        <w:rPr>
-          <w:b/>
-          <w:bCs/>
-        </w:rPr>
-        <w:t xml:space="preserve">Definition 8 (Deviance relative to the saturated model)</w:t>
-      </w:r>
-      <w:r>
-        <w:t xml:space="preserve"> </w:t>
-      </w:r>
-      <w:r>
-        <w:t xml:space="preserve">The</w:t>
-      </w:r>
-      <w:r>
-        <w:t xml:space="preserve"> </w:t>
-      </w:r>
-      <w:r>
-        <w:rPr>
-          <w:b/>
-          <w:bCs/>
-        </w:rPr>
-        <w:t xml:space="preserve">deviance relative to the saturated model</w:t>
-      </w:r>
-      <w:r>
-        <w:t xml:space="preserve"> </w:t>
-      </w:r>
-      <w:r>
-        <w:t xml:space="preserve">of a fitted model is twice the amount by which its maximized log-likelihood</w:t>
-      </w:r>
-      <w:r>
-        <w:t xml:space="preserve"> </w:t>
-      </w:r>
-      <w:r>
-        <w:t xml:space="preserve">$\ell\mathopen{}\left(\hat{\mathord{\smash[b]{\underset{\raise.3ex\hbox{$\scriptstyle\sim$}}{\beta}}\vphantom{\beta}}}\right)\mathclose{}$</w:t>
-      </w:r>
-      <w:r>
-        <w:t xml:space="preserve"> </w:t>
-      </w:r>
-      <w:r>
-        <w:t xml:space="preserve">falls short of the maximized log-likelihood</w:t>
-      </w:r>
-      <w:r>
-        <w:t xml:space="preserve"> </w:t>
-      </w:r>
+      <w:del w:id="19" w:author="PR Preview" w:date="2026-01-01T00:00:00Z">
+        <w:r>
+          <w:rPr>
+            <w:b/>
+            <w:bCs/>
+          </w:rPr>
+          <w:delText xml:space="preserve">Definition 8 (Deviance relative to the saturated model)</w:delText>
+        </w:r>
+      </w:del>
+      <w:del w:id="20" w:author="PR Preview" w:date="2026-01-01T00:00:00Z">
+        <w:r>
+          <w:delText xml:space="preserve"> </w:delText>
+        </w:r>
+      </w:del>
+      <w:del w:id="21" w:author="PR Preview" w:date="2026-01-01T00:00:00Z">
+        <w:r>
+          <w:delText xml:space="preserve">The</w:delText>
+        </w:r>
+      </w:del>
+      <w:del w:id="22" w:author="PR Preview" w:date="2026-01-01T00:00:00Z">
+        <w:r>
+          <w:delText xml:space="preserve"> </w:delText>
+        </w:r>
+      </w:del>
+      <w:del w:id="23" w:author="PR Preview" w:date="2026-01-01T00:00:00Z">
+        <w:r>
+          <w:rPr>
+            <w:b/>
+            <w:bCs/>
+          </w:rPr>
+          <w:delText xml:space="preserve">deviance relative to the saturated model</w:delText>
+        </w:r>
+      </w:del>
+      <w:del w:id="24" w:author="PR Preview" w:date="2026-01-01T00:00:00Z">
+        <w:r>
+          <w:delText xml:space="preserve"> </w:delText>
+        </w:r>
+      </w:del>
+      <w:del w:id="25" w:author="PR Preview" w:date="2026-01-01T00:00:00Z">
+        <w:r>
+          <w:delText xml:space="preserve">of a fitted model is twice the amount by which its maximized log-likelihood</w:delText>
+        </w:r>
+      </w:del>
+      <w:del w:id="26" w:author="PR Preview" w:date="2026-01-01T00:00:00Z">
+        <w:r>
+          <w:delText xml:space="preserve"> </w:delText>
+        </w:r>
+      </w:del>
+      <w:del w:id="27" w:author="PR Preview" w:date="2026-01-01T00:00:00Z">
+        <w:r>
+          <w:delText xml:space="preserve">$\ell\mathopen{}\left(\hat{\mathord{\smash[b]{\underset{\raise.3ex\hbox{$\scriptstyle\sim$}}{\beta}}\vphantom{\beta}}}\right)\mathclose{}$</w:delText>
+        </w:r>
+      </w:del>
+      <w:del w:id="28" w:author="PR Preview" w:date="2026-01-01T00:00:00Z">
+        <w:r>
+          <w:delText xml:space="preserve"> </w:delText>
+        </w:r>
+      </w:del>
+      <w:del w:id="29" w:author="PR Preview" w:date="2026-01-01T00:00:00Z">
+        <w:r>
+          <w:delText xml:space="preserve">falls short of the maximized log-likelihood</w:delText>
+        </w:r>
+      </w:del>
+      <w:del w:id="30" w:author="PR Preview" w:date="2026-01-01T00:00:00Z">
+        <w:r>
+          <w:delText xml:space="preserve"> </w:delText>
+        </w:r>
+      </w:del>
       <m:oMath>
         <m:sSub>
           <m:e>
@@ -6697,37 +6814,195 @@
           </m:sub>
         </m:sSub>
       </m:oMath>
-      <w:r>
-        <w:t xml:space="preserve"> </w:t>
-      </w:r>
-      <w:r>
-        <w:t xml:space="preserve">of the</w:t>
-      </w:r>
-      <w:r>
-        <w:t xml:space="preserve"> </w:t>
-      </w:r>
+      <w:del w:id="31" w:author="PR Preview" w:date="2026-01-01T00:00:00Z">
+        <w:r>
+          <w:delText xml:space="preserve"> </w:delText>
+        </w:r>
+      </w:del>
+      <w:del w:id="32" w:author="PR Preview" w:date="2026-01-01T00:00:00Z">
+        <w:r>
+          <w:delText xml:space="preserve">of the</w:delText>
+        </w:r>
+      </w:del>
+      <w:del w:id="33" w:author="PR Preview" w:date="2026-01-01T00:00:00Z">
+        <w:r>
+          <w:delText xml:space="preserve"> </w:delText>
+        </w:r>
+      </w:del>
       <w:hyperlink w:anchor="def-saturated-model">
-        <w:r>
-          <w:rPr>
-            <w:rStyle w:val="Hyperlink"/>
-          </w:rPr>
-          <w:t xml:space="preserve">saturated model</w:t>
-        </w:r>
+        <w:del w:id="34" w:author="PR Preview" w:date="2026-01-01T00:00:00Z">
+          <w:r>
+            <w:rPr>
+              <w:rStyle w:val="Hyperlink"/>
+            </w:rPr>
+            <w:delText xml:space="preserve">saturated model</w:delText>
+          </w:r>
+        </w:del>
       </w:hyperlink>
-      <w:r>
-        <w:t xml:space="preserve">:</w:t>
-      </w:r>
+      <w:del w:id="35" w:author="PR Preview" w:date="2026-01-01T00:00:00Z">
+        <w:r>
+          <w:delText xml:space="preserve">:</w:delText>
+        </w:r>
+      </w:del>
     </w:p>
     <w:p>
       <w:pPr>
         <w:pStyle w:val="BodyText"/>
       </w:pPr>
       <w:bookmarkStart w:id="46" w:name="eq-saturated-deviance"/>
-      <w:r>
-        <w:t xml:space="preserve">$$
+      <w:del w:id="36" w:author="PR Preview" w:date="2026-01-01T00:00:00Z">
+        <w:r>
+          <w:delText xml:space="preserve">$$
     D_{\mathrm{sat}}= 2 \mathopen{}\left(\ell_{\mathrm{sat}}- \ell\mathopen{}\left(\hat{\mathord{\smash[b]{\underset{\raise.3ex\hbox{$\scriptstyle\sim$}}{\beta}}\vphantom{\beta}}}\right)\mathclose{}\right)\mathclose{}.
+     \qquad(5)$$</w:delText>
+        </w:r>
+      </w:del>
+      <w:bookmarkEnd w:id="46"/>
+    </w:p>
+    <w:p>
+      <w:pPr>
+        <w:pStyle w:val="BodyText"/>
+      </w:pPr>
+      <w:ins w:id="37" w:author="PR Preview" w:date="2026-01-01T00:00:00Z">
+        <w:r>
+          <w:rPr>
+            <w:b/>
+            <w:bCs/>
+          </w:rPr>
+          <w:t xml:space="preserve">Definition 8 (Deviance relative to the saturated model)</w:t>
+        </w:r>
+      </w:ins>
+      <w:ins w:id="38" w:author="PR Preview" w:date="2026-01-01T00:00:00Z">
+        <w:r>
+          <w:t xml:space="preserve"> </w:t>
+        </w:r>
+      </w:ins>
+      <w:ins w:id="39" w:author="PR Preview" w:date="2026-01-01T00:00:00Z">
+        <w:r>
+          <w:t xml:space="preserve">The</w:t>
+        </w:r>
+      </w:ins>
+      <w:ins w:id="40" w:author="PR Preview" w:date="2026-01-01T00:00:00Z">
+        <w:r>
+          <w:t xml:space="preserve"> </w:t>
+        </w:r>
+      </w:ins>
+      <w:ins w:id="41" w:author="PR Preview" w:date="2026-01-01T00:00:00Z">
+        <w:r>
+          <w:rPr>
+            <w:b/>
+            <w:bCs/>
+          </w:rPr>
+          <w:t xml:space="preserve">deviance relative to the saturated model</w:t>
+        </w:r>
+      </w:ins>
+      <w:ins w:id="42" w:author="PR Preview" w:date="2026-01-01T00:00:00Z">
+        <w:r>
+          <w:t xml:space="preserve"> </w:t>
+        </w:r>
+      </w:ins>
+      <w:ins w:id="43" w:author="PR Preview" w:date="2026-01-01T00:00:00Z">
+        <w:r>
+          <w:t xml:space="preserve">of a fitted model is twice the amount by which its maximized log-likelihood</w:t>
+        </w:r>
+      </w:ins>
+      <w:ins w:id="44" w:author="PR Preview" w:date="2026-01-01T00:00:00Z">
+        <w:r>
+          <w:t xml:space="preserve"> </w:t>
+        </w:r>
+      </w:ins>
+      <w:ins w:id="45" w:author="PR Preview" w:date="2026-01-01T00:00:00Z">
+        <w:r>
+          <w:t xml:space="preserve">${\ell\mathopen{}\left(\hat{\mathord{\smash[b]{\underset{\raise.3ex\hbox{$\scriptstyle\sim$}}{\beta}}\vphantom{\beta}}}\right)\mathclose{}}$</w:t>
+        </w:r>
+      </w:ins>
+      <w:ins w:id="46" w:author="PR Preview" w:date="2026-01-01T00:00:00Z">
+        <w:r>
+          <w:t xml:space="preserve"> </w:t>
+        </w:r>
+      </w:ins>
+      <w:ins w:id="47" w:author="PR Preview" w:date="2026-01-01T00:00:00Z">
+        <w:r>
+          <w:t xml:space="preserve">falls short of the maximized log-likelihood</w:t>
+        </w:r>
+      </w:ins>
+      <w:ins w:id="48" w:author="PR Preview" w:date="2026-01-01T00:00:00Z">
+        <w:r>
+          <w:t xml:space="preserve"> </w:t>
+        </w:r>
+      </w:ins>
+      <m:oMath>
+        <m:sSub>
+          <m:e>
+            <m:r>
+              <m:t>ℓ</m:t>
+            </m:r>
+          </m:e>
+          <m:sub>
+            <m:r>
+              <m:rPr>
+                <m:sty m:val="p"/>
+              </m:rPr>
+              <m:t>s</m:t>
+            </m:r>
+            <m:r>
+              <m:rPr>
+                <m:sty m:val="p"/>
+              </m:rPr>
+              <m:t>a</m:t>
+            </m:r>
+            <m:r>
+              <m:rPr>
+                <m:sty m:val="p"/>
+              </m:rPr>
+              <m:t>t</m:t>
+            </m:r>
+          </m:sub>
+        </m:sSub>
+      </m:oMath>
+      <w:ins w:id="49" w:author="PR Preview" w:date="2026-01-01T00:00:00Z">
+        <w:r>
+          <w:t xml:space="preserve"> </w:t>
+        </w:r>
+      </w:ins>
+      <w:ins w:id="50" w:author="PR Preview" w:date="2026-01-01T00:00:00Z">
+        <w:r>
+          <w:t xml:space="preserve">of the</w:t>
+        </w:r>
+      </w:ins>
+      <w:ins w:id="51" w:author="PR Preview" w:date="2026-01-01T00:00:00Z">
+        <w:r>
+          <w:t xml:space="preserve"> </w:t>
+        </w:r>
+      </w:ins>
+      <w:hyperlink w:anchor="def-saturated-model">
+        <w:ins w:id="52" w:author="PR Preview" w:date="2026-01-01T00:00:00Z">
+          <w:r>
+            <w:rPr>
+              <w:rStyle w:val="Hyperlink"/>
+            </w:rPr>
+            <w:t xml:space="preserve">saturated model</w:t>
+          </w:r>
+        </w:ins>
+      </w:hyperlink>
+      <w:ins w:id="53" w:author="PR Preview" w:date="2026-01-01T00:00:00Z">
+        <w:r>
+          <w:t xml:space="preserve">:</w:t>
+        </w:r>
+      </w:ins>
+    </w:p>
+    <w:p>
+      <w:pPr>
+        <w:pStyle w:val="BodyText"/>
+      </w:pPr>
+      <w:bookmarkStart w:id="46" w:name="eq-saturated-deviance"/>
+      <w:ins w:id="54" w:author="PR Preview" w:date="2026-01-01T00:00:00Z">
+        <w:r>
+          <w:t xml:space="preserve">$$
+    D_{\mathrm{sat}}= 2 \mathopen{}\left(\ell_{\mathrm{sat}}- {\ell\mathopen{}\left(\hat{\mathord{\smash[b]{\underset{\raise.3ex\hbox{$\scriptstyle\sim$}}{\beta}}\vphantom{\beta}}}\right)\mathclose{}}\right)\mathclose{}.
      \qquad(5)$$</w:t>
-      </w:r>
+        </w:r>
+      </w:ins>
       <w:bookmarkEnd w:id="46"/>
     </w:p>
     <w:bookmarkEnd w:id="47"/>
@@ -7268,82 +7543,120 @@
       <w:pPr>
         <w:pStyle w:val="BodyText"/>
       </w:pPr>
-      <w:r>
-        <w:rPr>
-          <w:i/>
-          <w:iCs/>
-        </w:rPr>
-        <w:t xml:space="preserve">Proof</w:t>
-      </w:r>
-      <w:r>
-        <w:t xml:space="preserve">. </w:t>
-      </w:r>
-      <w:r>
-        <w:t xml:space="preserve">Grouping the outcomes by pattern, the</w:t>
-      </w:r>
-      <w:r>
-        <w:t xml:space="preserve"> </w:t>
-      </w:r>
+      <w:del w:id="55" w:author="PR Preview" w:date="2026-01-01T00:00:00Z">
+        <w:r>
+          <w:rPr>
+            <w:i/>
+            <w:iCs/>
+          </w:rPr>
+          <w:delText xml:space="preserve">Proof</w:delText>
+        </w:r>
+      </w:del>
+      <w:del w:id="56" w:author="PR Preview" w:date="2026-01-01T00:00:00Z">
+        <w:r>
+          <w:delText xml:space="preserve">. </w:delText>
+        </w:r>
+      </w:del>
+      <w:del w:id="57" w:author="PR Preview" w:date="2026-01-01T00:00:00Z">
+        <w:r>
+          <w:delText xml:space="preserve">Grouping the outcomes by pattern, the</w:delText>
+        </w:r>
+      </w:del>
+      <w:del w:id="58" w:author="PR Preview" w:date="2026-01-01T00:00:00Z">
+        <w:r>
+          <w:delText xml:space="preserve"> </w:delText>
+        </w:r>
+      </w:del>
       <w:hyperlink r:id="rId50">
-        <w:r>
-          <w:rPr>
-            <w:rStyle w:val="Hyperlink"/>
-          </w:rPr>
-          <w:t xml:space="preserve">fitted model</w:t>
-        </w:r>
+        <w:del w:id="59" w:author="PR Preview" w:date="2026-01-01T00:00:00Z">
+          <w:r>
+            <w:rPr>
+              <w:rStyle w:val="Hyperlink"/>
+            </w:rPr>
+            <w:delText xml:space="preserve">fitted model</w:delText>
+          </w:r>
+        </w:del>
       </w:hyperlink>
-      <w:r>
-        <w:t xml:space="preserve">’s</w:t>
-      </w:r>
-      <w:r>
-        <w:t xml:space="preserve"> </w:t>
-      </w:r>
+      <w:del w:id="60" w:author="PR Preview" w:date="2026-01-01T00:00:00Z">
+        <w:r>
+          <w:delText xml:space="preserve">’s</w:delText>
+        </w:r>
+      </w:del>
+      <w:del w:id="61" w:author="PR Preview" w:date="2026-01-01T00:00:00Z">
+        <w:r>
+          <w:delText xml:space="preserve"> </w:delText>
+        </w:r>
+      </w:del>
       <w:hyperlink r:id="rId45">
-        <w:r>
-          <w:rPr>
-            <w:rStyle w:val="Hyperlink"/>
-          </w:rPr>
-          <w:t xml:space="preserve">log-likelihood</w:t>
-        </w:r>
+        <w:del w:id="62" w:author="PR Preview" w:date="2026-01-01T00:00:00Z">
+          <w:r>
+            <w:rPr>
+              <w:rStyle w:val="Hyperlink"/>
+            </w:rPr>
+            <w:delText xml:space="preserve">log-likelihood</w:delText>
+          </w:r>
+        </w:del>
       </w:hyperlink>
-      <w:r>
-        <w:t xml:space="preserve"> </w:t>
-      </w:r>
-      <w:r>
-        <w:t xml:space="preserve">is</w:t>
-      </w:r>
-      <w:r>
-        <w:t xml:space="preserve"> </w:t>
-      </w:r>
-      <w:r>
-        <w:t xml:space="preserve">$\ell\mathopen{}\left(\hat{\mathord{\smash[b]{\underset{\raise.3ex\hbox{$\scriptstyle\sim$}}{\beta}}\vphantom{\beta}}}\right)\mathclose{} = \sum_{k=1}^{K}\mathopen{}\left\{s_k \ln \hat\pi_k + \mathopen{}\left(m_k - s_k\right)\mathclose{} {\ln\mathopen{}\left(1 - \hat\pi_k\right)\mathclose{}}\right\}\mathclose{}$</w:t>
-      </w:r>
-      <w:r>
-        <w:t xml:space="preserve">.</w:t>
-      </w:r>
-      <w:r>
-        <w:t xml:space="preserve"> </w:t>
-      </w:r>
-      <w:r>
-        <w:t xml:space="preserve">By</w:t>
-      </w:r>
-      <w:r>
-        <w:t xml:space="preserve"> </w:t>
-      </w:r>
+      <w:del w:id="63" w:author="PR Preview" w:date="2026-01-01T00:00:00Z">
+        <w:r>
+          <w:delText xml:space="preserve"> </w:delText>
+        </w:r>
+      </w:del>
+      <w:del w:id="64" w:author="PR Preview" w:date="2026-01-01T00:00:00Z">
+        <w:r>
+          <w:delText xml:space="preserve">is</w:delText>
+        </w:r>
+      </w:del>
+      <w:del w:id="65" w:author="PR Preview" w:date="2026-01-01T00:00:00Z">
+        <w:r>
+          <w:delText xml:space="preserve"> </w:delText>
+        </w:r>
+      </w:del>
+      <w:del w:id="66" w:author="PR Preview" w:date="2026-01-01T00:00:00Z">
+        <w:r>
+          <w:delText xml:space="preserve">$\ell\mathopen{}\left(\hat{\mathord{\smash[b]{\underset{\raise.3ex\hbox{$\scriptstyle\sim$}}{\beta}}\vphantom{\beta}}}\right)\mathclose{} = \sum_{k=1}^{K}\mathopen{}\left\{s_k \ln \hat\pi_k + \mathopen{}\left(m_k - s_k\right)\mathclose{} {\ln\mathopen{}\left(1 - \hat\pi_k\right)\mathclose{}}\right\}\mathclose{}$</w:delText>
+        </w:r>
+      </w:del>
+      <w:del w:id="67" w:author="PR Preview" w:date="2026-01-01T00:00:00Z">
+        <w:r>
+          <w:delText xml:space="preserve">.</w:delText>
+        </w:r>
+      </w:del>
+      <w:del w:id="68" w:author="PR Preview" w:date="2026-01-01T00:00:00Z">
+        <w:r>
+          <w:delText xml:space="preserve"> </w:delText>
+        </w:r>
+      </w:del>
+      <w:del w:id="69" w:author="PR Preview" w:date="2026-01-01T00:00:00Z">
+        <w:r>
+          <w:delText xml:space="preserve">By</w:delText>
+        </w:r>
+      </w:del>
+      <w:del w:id="70" w:author="PR Preview" w:date="2026-01-01T00:00:00Z">
+        <w:r>
+          <w:delText xml:space="preserve"> </w:delText>
+        </w:r>
+      </w:del>
       <w:hyperlink w:anchor="thm-saturated-mle">
-        <w:r>
-          <w:rPr>
-            <w:rStyle w:val="Hyperlink"/>
-          </w:rPr>
-          <w:t xml:space="preserve">Theorem 2</w:t>
-        </w:r>
+        <w:del w:id="71" w:author="PR Preview" w:date="2026-01-01T00:00:00Z">
+          <w:r>
+            <w:rPr>
+              <w:rStyle w:val="Hyperlink"/>
+            </w:rPr>
+            <w:delText xml:space="preserve">Theorem 2</w:delText>
+          </w:r>
+        </w:del>
       </w:hyperlink>
-      <w:r>
-        <w:t xml:space="preserve">, the saturated log-likelihood is the same sum with</w:t>
-      </w:r>
-      <w:r>
-        <w:t xml:space="preserve"> </w:t>
-      </w:r>
+      <w:del w:id="72" w:author="PR Preview" w:date="2026-01-01T00:00:00Z">
+        <w:r>
+          <w:delText xml:space="preserve">, the saturated log-likelihood is the same sum with</w:delText>
+        </w:r>
+      </w:del>
+      <w:del w:id="73" w:author="PR Preview" w:date="2026-01-01T00:00:00Z">
+        <w:r>
+          <w:delText xml:space="preserve"> </w:delText>
+        </w:r>
+      </w:del>
       <m:oMath>
         <m:sSub>
           <m:e>
@@ -7365,15 +7678,21 @@
           </m:sub>
         </m:sSub>
       </m:oMath>
-      <w:r>
-        <w:t xml:space="preserve"> </w:t>
-      </w:r>
-      <w:r>
-        <w:t xml:space="preserve">replaced by</w:t>
-      </w:r>
-      <w:r>
-        <w:t xml:space="preserve"> </w:t>
-      </w:r>
+      <w:del w:id="74" w:author="PR Preview" w:date="2026-01-01T00:00:00Z">
+        <w:r>
+          <w:delText xml:space="preserve"> </w:delText>
+        </w:r>
+      </w:del>
+      <w:del w:id="75" w:author="PR Preview" w:date="2026-01-01T00:00:00Z">
+        <w:r>
+          <w:delText xml:space="preserve">replaced by</w:delText>
+        </w:r>
+      </w:del>
+      <w:del w:id="76" w:author="PR Preview" w:date="2026-01-01T00:00:00Z">
+        <w:r>
+          <w:delText xml:space="preserve"> </w:delText>
+        </w:r>
+      </w:del>
       <m:oMath>
         <m:sSub>
           <m:e>
@@ -7406,18 +7725,26 @@
           </m:sub>
         </m:sSub>
       </m:oMath>
-      <w:r>
-        <w:t xml:space="preserve">.</w:t>
-      </w:r>
-      <w:r>
-        <w:t xml:space="preserve"> </w:t>
-      </w:r>
-      <w:r>
-        <w:t xml:space="preserve">Subtracting the fitted from the saturated log-likelihood, term by term, replaces each</w:t>
-      </w:r>
-      <w:r>
-        <w:t xml:space="preserve"> </w:t>
-      </w:r>
+      <w:del w:id="77" w:author="PR Preview" w:date="2026-01-01T00:00:00Z">
+        <w:r>
+          <w:delText xml:space="preserve">.</w:delText>
+        </w:r>
+      </w:del>
+      <w:del w:id="78" w:author="PR Preview" w:date="2026-01-01T00:00:00Z">
+        <w:r>
+          <w:delText xml:space="preserve"> </w:delText>
+        </w:r>
+      </w:del>
+      <w:del w:id="79" w:author="PR Preview" w:date="2026-01-01T00:00:00Z">
+        <w:r>
+          <w:delText xml:space="preserve">Subtracting the fitted from the saturated log-likelihood, term by term, replaces each</w:delText>
+        </w:r>
+      </w:del>
+      <w:del w:id="80" w:author="PR Preview" w:date="2026-01-01T00:00:00Z">
+        <w:r>
+          <w:delText xml:space="preserve"> </w:delText>
+        </w:r>
+      </w:del>
       <m:oMath>
         <m:r>
           <m:rPr>
@@ -7503,15 +7830,21 @@
           </m:sub>
         </m:sSub>
       </m:oMath>
-      <w:r>
-        <w:t xml:space="preserve"> </w:t>
-      </w:r>
-      <w:r>
-        <w:t xml:space="preserve">by</w:t>
-      </w:r>
-      <w:r>
-        <w:t xml:space="preserve"> </w:t>
-      </w:r>
+      <w:del w:id="81" w:author="PR Preview" w:date="2026-01-01T00:00:00Z">
+        <w:r>
+          <w:delText xml:space="preserve"> </w:delText>
+        </w:r>
+      </w:del>
+      <w:del w:id="82" w:author="PR Preview" w:date="2026-01-01T00:00:00Z">
+        <w:r>
+          <w:delText xml:space="preserve">by</w:delText>
+        </w:r>
+      </w:del>
+      <w:del w:id="83" w:author="PR Preview" w:date="2026-01-01T00:00:00Z">
+        <w:r>
+          <w:delText xml:space="preserve"> </w:delText>
+        </w:r>
+      </w:del>
       <m:oMath>
         <m:r>
           <m:rPr>
@@ -7601,80 +7934,116 @@
           <m:t>​</m:t>
         </m:r>
       </m:oMath>
-      <w:r>
-        <w:t xml:space="preserve">, and likewise for the non-events.</w:t>
-      </w:r>
-      <w:r>
-        <w:t xml:space="preserve"> </w:t>
-      </w:r>
-      <w:r>
-        <w:t xml:space="preserve">Multiplying by</w:t>
-      </w:r>
-      <w:r>
-        <w:t xml:space="preserve"> </w:t>
-      </w:r>
+      <w:del w:id="84" w:author="PR Preview" w:date="2026-01-01T00:00:00Z">
+        <w:r>
+          <w:delText xml:space="preserve">, and likewise for the non-events.</w:delText>
+        </w:r>
+      </w:del>
+      <w:del w:id="85" w:author="PR Preview" w:date="2026-01-01T00:00:00Z">
+        <w:r>
+          <w:delText xml:space="preserve"> </w:delText>
+        </w:r>
+      </w:del>
+      <w:del w:id="86" w:author="PR Preview" w:date="2026-01-01T00:00:00Z">
+        <w:r>
+          <w:delText xml:space="preserve">Multiplying by</w:delText>
+        </w:r>
+      </w:del>
+      <w:del w:id="87" w:author="PR Preview" w:date="2026-01-01T00:00:00Z">
+        <w:r>
+          <w:delText xml:space="preserve"> </w:delText>
+        </w:r>
+      </w:del>
       <m:oMath>
         <m:r>
           <m:t>2</m:t>
         </m:r>
       </m:oMath>
-      <w:r>
-        <w:t xml:space="preserve">, as</w:t>
-      </w:r>
-      <w:r>
-        <w:t xml:space="preserve"> </w:t>
-      </w:r>
+      <w:del w:id="88" w:author="PR Preview" w:date="2026-01-01T00:00:00Z">
+        <w:r>
+          <w:delText xml:space="preserve">, as</w:delText>
+        </w:r>
+      </w:del>
+      <w:del w:id="89" w:author="PR Preview" w:date="2026-01-01T00:00:00Z">
+        <w:r>
+          <w:delText xml:space="preserve"> </w:delText>
+        </w:r>
+      </w:del>
       <w:hyperlink w:anchor="eq-saturated-deviance">
-        <w:r>
-          <w:rPr>
-            <w:rStyle w:val="Hyperlink"/>
-          </w:rPr>
-          <w:t xml:space="preserve">Equation 5</w:t>
-        </w:r>
+        <w:del w:id="90" w:author="PR Preview" w:date="2026-01-01T00:00:00Z">
+          <w:r>
+            <w:rPr>
+              <w:rStyle w:val="Hyperlink"/>
+            </w:rPr>
+            <w:delText xml:space="preserve">Equation 5</w:delText>
+          </w:r>
+        </w:del>
       </w:hyperlink>
-      <w:r>
-        <w:t xml:space="preserve"> </w:t>
-      </w:r>
-      <w:r>
-        <w:t xml:space="preserve">does, gives</w:t>
-      </w:r>
-      <w:r>
-        <w:t xml:space="preserve"> </w:t>
-      </w:r>
+      <w:del w:id="91" w:author="PR Preview" w:date="2026-01-01T00:00:00Z">
+        <w:r>
+          <w:delText xml:space="preserve"> </w:delText>
+        </w:r>
+      </w:del>
+      <w:del w:id="92" w:author="PR Preview" w:date="2026-01-01T00:00:00Z">
+        <w:r>
+          <w:delText xml:space="preserve">does, gives</w:delText>
+        </w:r>
+      </w:del>
+      <w:del w:id="93" w:author="PR Preview" w:date="2026-01-01T00:00:00Z">
+        <w:r>
+          <w:delText xml:space="preserve"> </w:delText>
+        </w:r>
+      </w:del>
       <w:hyperlink w:anchor="eq-saturated-deviance-grouped">
-        <w:r>
-          <w:rPr>
-            <w:rStyle w:val="Hyperlink"/>
-          </w:rPr>
-          <w:t xml:space="preserve">Equation 6</w:t>
-        </w:r>
+        <w:del w:id="94" w:author="PR Preview" w:date="2026-01-01T00:00:00Z">
+          <w:r>
+            <w:rPr>
+              <w:rStyle w:val="Hyperlink"/>
+            </w:rPr>
+            <w:delText xml:space="preserve">Equation 6</w:delText>
+          </w:r>
+        </w:del>
       </w:hyperlink>
-      <w:r>
-        <w:t xml:space="preserve">.</w:t>
-      </w:r>
-      <w:r>
-        <w:t xml:space="preserve"> </w:t>
-      </w:r>
-      <w:r>
-        <w:t xml:space="preserve">A count of</w:t>
-      </w:r>
-      <w:r>
-        <w:t xml:space="preserve"> </w:t>
-      </w:r>
+      <w:del w:id="95" w:author="PR Preview" w:date="2026-01-01T00:00:00Z">
+        <w:r>
+          <w:delText xml:space="preserve">.</w:delText>
+        </w:r>
+      </w:del>
+      <w:del w:id="96" w:author="PR Preview" w:date="2026-01-01T00:00:00Z">
+        <w:r>
+          <w:delText xml:space="preserve"> </w:delText>
+        </w:r>
+      </w:del>
+      <w:del w:id="97" w:author="PR Preview" w:date="2026-01-01T00:00:00Z">
+        <w:r>
+          <w:delText xml:space="preserve">A count of</w:delText>
+        </w:r>
+      </w:del>
+      <w:del w:id="98" w:author="PR Preview" w:date="2026-01-01T00:00:00Z">
+        <w:r>
+          <w:delText xml:space="preserve"> </w:delText>
+        </w:r>
+      </w:del>
       <m:oMath>
         <m:r>
           <m:t>0</m:t>
         </m:r>
       </m:oMath>
-      <w:r>
-        <w:t xml:space="preserve"> </w:t>
-      </w:r>
-      <w:r>
-        <w:t xml:space="preserve">times</w:t>
-      </w:r>
-      <w:r>
-        <w:t xml:space="preserve"> </w:t>
-      </w:r>
+      <w:del w:id="99" w:author="PR Preview" w:date="2026-01-01T00:00:00Z">
+        <w:r>
+          <w:delText xml:space="preserve"> </w:delText>
+        </w:r>
+      </w:del>
+      <w:del w:id="100" w:author="PR Preview" w:date="2026-01-01T00:00:00Z">
+        <w:r>
+          <w:delText xml:space="preserve">times</w:delText>
+        </w:r>
+      </w:del>
+      <w:del w:id="101" w:author="PR Preview" w:date="2026-01-01T00:00:00Z">
+        <w:r>
+          <w:delText xml:space="preserve"> </w:delText>
+        </w:r>
+      </w:del>
       <m:oMath>
         <m:r>
           <m:rPr>
@@ -7686,23 +8055,573 @@
           <m:t>0</m:t>
         </m:r>
       </m:oMath>
-      <w:r>
-        <w:t xml:space="preserve"> </w:t>
-      </w:r>
-      <w:r>
-        <w:t xml:space="preserve">is taken as</w:t>
-      </w:r>
-      <w:r>
-        <w:t xml:space="preserve"> </w:t>
-      </w:r>
+      <w:del w:id="102" w:author="PR Preview" w:date="2026-01-01T00:00:00Z">
+        <w:r>
+          <w:delText xml:space="preserve"> </w:delText>
+        </w:r>
+      </w:del>
+      <w:del w:id="103" w:author="PR Preview" w:date="2026-01-01T00:00:00Z">
+        <w:r>
+          <w:delText xml:space="preserve">is taken as</w:delText>
+        </w:r>
+      </w:del>
+      <w:del w:id="104" w:author="PR Preview" w:date="2026-01-01T00:00:00Z">
+        <w:r>
+          <w:delText xml:space="preserve"> </w:delText>
+        </w:r>
+      </w:del>
       <m:oMath>
         <m:r>
           <m:t>0</m:t>
         </m:r>
       </m:oMath>
-      <w:r>
-        <w:t xml:space="preserve">, its limit.</w:t>
-      </w:r>
+      <w:del w:id="105" w:author="PR Preview" w:date="2026-01-01T00:00:00Z">
+        <w:r>
+          <w:delText xml:space="preserve">, its limit.</w:delText>
+        </w:r>
+      </w:del>
+    </w:p>
+    <w:p>
+      <w:pPr>
+        <w:pStyle w:val="BodyText"/>
+      </w:pPr>
+      <w:ins w:id="106" w:author="PR Preview" w:date="2026-01-01T00:00:00Z">
+        <w:r>
+          <w:rPr>
+            <w:i/>
+            <w:iCs/>
+          </w:rPr>
+          <w:t xml:space="preserve">Proof</w:t>
+        </w:r>
+      </w:ins>
+      <w:ins w:id="107" w:author="PR Preview" w:date="2026-01-01T00:00:00Z">
+        <w:r>
+          <w:t xml:space="preserve">. </w:t>
+        </w:r>
+      </w:ins>
+      <w:ins w:id="108" w:author="PR Preview" w:date="2026-01-01T00:00:00Z">
+        <w:r>
+          <w:t xml:space="preserve">Grouping the outcomes by pattern, the</w:t>
+        </w:r>
+      </w:ins>
+      <w:ins w:id="109" w:author="PR Preview" w:date="2026-01-01T00:00:00Z">
+        <w:r>
+          <w:t xml:space="preserve"> </w:t>
+        </w:r>
+      </w:ins>
+      <w:hyperlink r:id="rId50">
+        <w:ins w:id="110" w:author="PR Preview" w:date="2026-01-01T00:00:00Z">
+          <w:r>
+            <w:rPr>
+              <w:rStyle w:val="Hyperlink"/>
+            </w:rPr>
+            <w:t xml:space="preserve">fitted model</w:t>
+          </w:r>
+        </w:ins>
+      </w:hyperlink>
+      <w:ins w:id="111" w:author="PR Preview" w:date="2026-01-01T00:00:00Z">
+        <w:r>
+          <w:t xml:space="preserve">’s</w:t>
+        </w:r>
+      </w:ins>
+      <w:ins w:id="112" w:author="PR Preview" w:date="2026-01-01T00:00:00Z">
+        <w:r>
+          <w:t xml:space="preserve"> </w:t>
+        </w:r>
+      </w:ins>
+      <w:hyperlink r:id="rId45">
+        <w:ins w:id="113" w:author="PR Preview" w:date="2026-01-01T00:00:00Z">
+          <w:r>
+            <w:rPr>
+              <w:rStyle w:val="Hyperlink"/>
+            </w:rPr>
+            <w:t xml:space="preserve">log-likelihood</w:t>
+          </w:r>
+        </w:ins>
+      </w:hyperlink>
+      <w:ins w:id="114" w:author="PR Preview" w:date="2026-01-01T00:00:00Z">
+        <w:r>
+          <w:t xml:space="preserve"> </w:t>
+        </w:r>
+      </w:ins>
+      <w:ins w:id="115" w:author="PR Preview" w:date="2026-01-01T00:00:00Z">
+        <w:r>
+          <w:t xml:space="preserve">is</w:t>
+        </w:r>
+      </w:ins>
+      <w:ins w:id="116" w:author="PR Preview" w:date="2026-01-01T00:00:00Z">
+        <w:r>
+          <w:t xml:space="preserve"> </w:t>
+        </w:r>
+      </w:ins>
+      <w:ins w:id="117" w:author="PR Preview" w:date="2026-01-01T00:00:00Z">
+        <w:r>
+          <w:t xml:space="preserve">${\ell\mathopen{}\left(\hat{\mathord{\smash[b]{\underset{\raise.3ex\hbox{$\scriptstyle\sim$}}{\beta}}\vphantom{\beta}}}\right)\mathclose{}} = \sum_{k=1}^{K}\mathopen{}\left\{s_k \ln \hat\pi_k + \mathopen{}\left(m_k - s_k\right)\mathclose{} {\ln\mathopen{}\left(1 - \hat\pi_k\right)\mathclose{}}\right\}\mathclose{}$</w:t>
+        </w:r>
+      </w:ins>
+      <w:ins w:id="118" w:author="PR Preview" w:date="2026-01-01T00:00:00Z">
+        <w:r>
+          <w:t xml:space="preserve">.</w:t>
+        </w:r>
+      </w:ins>
+      <w:ins w:id="119" w:author="PR Preview" w:date="2026-01-01T00:00:00Z">
+        <w:r>
+          <w:t xml:space="preserve"> </w:t>
+        </w:r>
+      </w:ins>
+      <w:ins w:id="120" w:author="PR Preview" w:date="2026-01-01T00:00:00Z">
+        <w:r>
+          <w:t xml:space="preserve">By</w:t>
+        </w:r>
+      </w:ins>
+      <w:ins w:id="121" w:author="PR Preview" w:date="2026-01-01T00:00:00Z">
+        <w:r>
+          <w:t xml:space="preserve"> </w:t>
+        </w:r>
+      </w:ins>
+      <w:hyperlink w:anchor="thm-saturated-mle">
+        <w:ins w:id="122" w:author="PR Preview" w:date="2026-01-01T00:00:00Z">
+          <w:r>
+            <w:rPr>
+              <w:rStyle w:val="Hyperlink"/>
+            </w:rPr>
+            <w:t xml:space="preserve">Theorem 2</w:t>
+          </w:r>
+        </w:ins>
+      </w:hyperlink>
+      <w:ins w:id="123" w:author="PR Preview" w:date="2026-01-01T00:00:00Z">
+        <w:r>
+          <w:t xml:space="preserve">, the saturated log-likelihood is the same sum with</w:t>
+        </w:r>
+      </w:ins>
+      <w:ins w:id="124" w:author="PR Preview" w:date="2026-01-01T00:00:00Z">
+        <w:r>
+          <w:t xml:space="preserve"> </w:t>
+        </w:r>
+      </w:ins>
+      <m:oMath>
+        <m:sSub>
+          <m:e>
+            <m:acc>
+              <m:accPr>
+                <m:chr m:val="̂"/>
+              </m:accPr>
+              <m:e>
+                <m:r>
+                  <m:t>π</m:t>
+                </m:r>
+              </m:e>
+            </m:acc>
+          </m:e>
+          <m:sub>
+            <m:r>
+              <m:t>k</m:t>
+            </m:r>
+          </m:sub>
+        </m:sSub>
+      </m:oMath>
+      <w:ins w:id="125" w:author="PR Preview" w:date="2026-01-01T00:00:00Z">
+        <w:r>
+          <w:t xml:space="preserve"> </w:t>
+        </w:r>
+      </w:ins>
+      <w:ins w:id="126" w:author="PR Preview" w:date="2026-01-01T00:00:00Z">
+        <w:r>
+          <w:t xml:space="preserve">replaced by</w:t>
+        </w:r>
+      </w:ins>
+      <w:ins w:id="127" w:author="PR Preview" w:date="2026-01-01T00:00:00Z">
+        <w:r>
+          <w:t xml:space="preserve"> </w:t>
+        </w:r>
+      </w:ins>
+      <m:oMath>
+        <m:sSub>
+          <m:e>
+            <m:r>
+              <m:t>s</m:t>
+            </m:r>
+          </m:e>
+          <m:sub>
+            <m:r>
+              <m:t>k</m:t>
+            </m:r>
+          </m:sub>
+        </m:sSub>
+        <m:r>
+          <m:rPr>
+            <m:sty m:val="p"/>
+          </m:rPr>
+          <m:t>/</m:t>
+        </m:r>
+        <m:sSub>
+          <m:e>
+            <m:r>
+              <m:t>m</m:t>
+            </m:r>
+          </m:e>
+          <m:sub>
+            <m:r>
+              <m:t>k</m:t>
+            </m:r>
+          </m:sub>
+        </m:sSub>
+      </m:oMath>
+      <w:ins w:id="128" w:author="PR Preview" w:date="2026-01-01T00:00:00Z">
+        <w:r>
+          <w:t xml:space="preserve">.</w:t>
+        </w:r>
+      </w:ins>
+      <w:ins w:id="129" w:author="PR Preview" w:date="2026-01-01T00:00:00Z">
+        <w:r>
+          <w:t xml:space="preserve"> </w:t>
+        </w:r>
+      </w:ins>
+      <w:ins w:id="130" w:author="PR Preview" w:date="2026-01-01T00:00:00Z">
+        <w:r>
+          <w:t xml:space="preserve">Subtracting the fitted from the saturated log-likelihood, term by term, replaces each</w:t>
+        </w:r>
+      </w:ins>
+      <w:ins w:id="131" w:author="PR Preview" w:date="2026-01-01T00:00:00Z">
+        <w:r>
+          <w:t xml:space="preserve"> </w:t>
+        </w:r>
+      </w:ins>
+      <m:oMath>
+        <m:r>
+          <m:rPr>
+            <m:sty m:val="p"/>
+          </m:rPr>
+          <m:t>ln</m:t>
+        </m:r>
+        <m:r>
+          <m:t>​</m:t>
+        </m:r>
+        <m:d>
+          <m:dPr>
+            <m:begChr m:val="("/>
+            <m:sepChr m:val=""/>
+            <m:endChr m:val=")"/>
+            <m:grow/>
+          </m:dPr>
+          <m:e>
+            <m:sSub>
+              <m:e>
+                <m:r>
+                  <m:t>s</m:t>
+                </m:r>
+              </m:e>
+              <m:sub>
+                <m:r>
+                  <m:t>k</m:t>
+                </m:r>
+              </m:sub>
+            </m:sSub>
+            <m:r>
+              <m:rPr>
+                <m:sty m:val="p"/>
+              </m:rPr>
+              <m:t>/</m:t>
+            </m:r>
+            <m:sSub>
+              <m:e>
+                <m:r>
+                  <m:t>m</m:t>
+                </m:r>
+              </m:e>
+              <m:sub>
+                <m:r>
+                  <m:t>k</m:t>
+                </m:r>
+              </m:sub>
+            </m:sSub>
+          </m:e>
+        </m:d>
+        <m:r>
+          <m:t>​</m:t>
+        </m:r>
+        <m:r>
+          <m:rPr>
+            <m:sty m:val="p"/>
+          </m:rPr>
+          <m:t>−</m:t>
+        </m:r>
+        <m:r>
+          <m:rPr>
+            <m:sty m:val="p"/>
+          </m:rPr>
+          <m:t>ln</m:t>
+        </m:r>
+        <m:sSub>
+          <m:e>
+            <m:acc>
+              <m:accPr>
+                <m:chr m:val="̂"/>
+              </m:accPr>
+              <m:e>
+                <m:r>
+                  <m:t>π</m:t>
+                </m:r>
+              </m:e>
+            </m:acc>
+          </m:e>
+          <m:sub>
+            <m:r>
+              <m:t>k</m:t>
+            </m:r>
+          </m:sub>
+        </m:sSub>
+      </m:oMath>
+      <w:ins w:id="132" w:author="PR Preview" w:date="2026-01-01T00:00:00Z">
+        <w:r>
+          <w:t xml:space="preserve"> </w:t>
+        </w:r>
+      </w:ins>
+      <w:ins w:id="133" w:author="PR Preview" w:date="2026-01-01T00:00:00Z">
+        <w:r>
+          <w:t xml:space="preserve">by</w:t>
+        </w:r>
+      </w:ins>
+      <w:ins w:id="134" w:author="PR Preview" w:date="2026-01-01T00:00:00Z">
+        <w:r>
+          <w:t xml:space="preserve"> </w:t>
+        </w:r>
+      </w:ins>
+      <m:oMath>
+        <m:r>
+          <m:rPr>
+            <m:sty m:val="p"/>
+          </m:rPr>
+          <m:t>ln</m:t>
+        </m:r>
+        <m:r>
+          <m:t>​</m:t>
+        </m:r>
+        <m:d>
+          <m:dPr>
+            <m:begChr m:val="("/>
+            <m:sepChr m:val=""/>
+            <m:endChr m:val=")"/>
+            <m:grow/>
+          </m:dPr>
+          <m:e>
+            <m:sSub>
+              <m:e>
+                <m:r>
+                  <m:t>s</m:t>
+                </m:r>
+              </m:e>
+              <m:sub>
+                <m:r>
+                  <m:t>k</m:t>
+                </m:r>
+              </m:sub>
+            </m:sSub>
+            <m:r>
+              <m:rPr>
+                <m:sty m:val="p"/>
+              </m:rPr>
+              <m:t>/</m:t>
+            </m:r>
+            <m:r>
+              <m:t>​</m:t>
+            </m:r>
+            <m:d>
+              <m:dPr>
+                <m:begChr m:val="("/>
+                <m:sepChr m:val=""/>
+                <m:endChr m:val=")"/>
+                <m:grow/>
+              </m:dPr>
+              <m:e>
+                <m:sSub>
+                  <m:e>
+                    <m:r>
+                      <m:t>m</m:t>
+                    </m:r>
+                  </m:e>
+                  <m:sub>
+                    <m:r>
+                      <m:t>k</m:t>
+                    </m:r>
+                  </m:sub>
+                </m:sSub>
+                <m:sSub>
+                  <m:e>
+                    <m:acc>
+                      <m:accPr>
+                        <m:chr m:val="̂"/>
+                      </m:accPr>
+                      <m:e>
+                        <m:r>
+                          <m:t>π</m:t>
+                        </m:r>
+                      </m:e>
+                    </m:acc>
+                  </m:e>
+                  <m:sub>
+                    <m:r>
+                      <m:t>k</m:t>
+                    </m:r>
+                  </m:sub>
+                </m:sSub>
+              </m:e>
+            </m:d>
+            <m:r>
+              <m:t>​</m:t>
+            </m:r>
+          </m:e>
+        </m:d>
+        <m:r>
+          <m:t>​</m:t>
+        </m:r>
+      </m:oMath>
+      <w:ins w:id="135" w:author="PR Preview" w:date="2026-01-01T00:00:00Z">
+        <w:r>
+          <w:t xml:space="preserve">, and likewise for the non-events.</w:t>
+        </w:r>
+      </w:ins>
+      <w:ins w:id="136" w:author="PR Preview" w:date="2026-01-01T00:00:00Z">
+        <w:r>
+          <w:t xml:space="preserve"> </w:t>
+        </w:r>
+      </w:ins>
+      <w:ins w:id="137" w:author="PR Preview" w:date="2026-01-01T00:00:00Z">
+        <w:r>
+          <w:t xml:space="preserve">Multiplying by</w:t>
+        </w:r>
+      </w:ins>
+      <w:ins w:id="138" w:author="PR Preview" w:date="2026-01-01T00:00:00Z">
+        <w:r>
+          <w:t xml:space="preserve"> </w:t>
+        </w:r>
+      </w:ins>
+      <m:oMath>
+        <m:r>
+          <m:t>2</m:t>
+        </m:r>
+      </m:oMath>
+      <w:ins w:id="139" w:author="PR Preview" w:date="2026-01-01T00:00:00Z">
+        <w:r>
+          <w:t xml:space="preserve">, as</w:t>
+        </w:r>
+      </w:ins>
+      <w:ins w:id="140" w:author="PR Preview" w:date="2026-01-01T00:00:00Z">
+        <w:r>
+          <w:t xml:space="preserve"> </w:t>
+        </w:r>
+      </w:ins>
+      <w:hyperlink w:anchor="eq-saturated-deviance">
+        <w:ins w:id="141" w:author="PR Preview" w:date="2026-01-01T00:00:00Z">
+          <w:r>
+            <w:rPr>
+              <w:rStyle w:val="Hyperlink"/>
+            </w:rPr>
+            <w:t xml:space="preserve">Equation 5</w:t>
+          </w:r>
+        </w:ins>
+      </w:hyperlink>
+      <w:ins w:id="142" w:author="PR Preview" w:date="2026-01-01T00:00:00Z">
+        <w:r>
+          <w:t xml:space="preserve"> </w:t>
+        </w:r>
+      </w:ins>
+      <w:ins w:id="143" w:author="PR Preview" w:date="2026-01-01T00:00:00Z">
+        <w:r>
+          <w:t xml:space="preserve">does, gives</w:t>
+        </w:r>
+      </w:ins>
+      <w:ins w:id="144" w:author="PR Preview" w:date="2026-01-01T00:00:00Z">
+        <w:r>
+          <w:t xml:space="preserve"> </w:t>
+        </w:r>
+      </w:ins>
+      <w:hyperlink w:anchor="eq-saturated-deviance-grouped">
+        <w:ins w:id="145" w:author="PR Preview" w:date="2026-01-01T00:00:00Z">
+          <w:r>
+            <w:rPr>
+              <w:rStyle w:val="Hyperlink"/>
+            </w:rPr>
+            <w:t xml:space="preserve">Equation 6</w:t>
+          </w:r>
+        </w:ins>
+      </w:hyperlink>
+      <w:ins w:id="146" w:author="PR Preview" w:date="2026-01-01T00:00:00Z">
+        <w:r>
+          <w:t xml:space="preserve">.</w:t>
+        </w:r>
+      </w:ins>
+      <w:ins w:id="147" w:author="PR Preview" w:date="2026-01-01T00:00:00Z">
+        <w:r>
+          <w:t xml:space="preserve"> </w:t>
+        </w:r>
+      </w:ins>
+      <w:ins w:id="148" w:author="PR Preview" w:date="2026-01-01T00:00:00Z">
+        <w:r>
+          <w:t xml:space="preserve">A count of</w:t>
+        </w:r>
+      </w:ins>
+      <w:ins w:id="149" w:author="PR Preview" w:date="2026-01-01T00:00:00Z">
+        <w:r>
+          <w:t xml:space="preserve"> </w:t>
+        </w:r>
+      </w:ins>
+      <m:oMath>
+        <m:r>
+          <m:t>0</m:t>
+        </m:r>
+      </m:oMath>
+      <w:ins w:id="150" w:author="PR Preview" w:date="2026-01-01T00:00:00Z">
+        <w:r>
+          <w:t xml:space="preserve"> </w:t>
+        </w:r>
+      </w:ins>
+      <w:ins w:id="151" w:author="PR Preview" w:date="2026-01-01T00:00:00Z">
+        <w:r>
+          <w:t xml:space="preserve">times</w:t>
+        </w:r>
+      </w:ins>
+      <w:ins w:id="152" w:author="PR Preview" w:date="2026-01-01T00:00:00Z">
+        <w:r>
+          <w:t xml:space="preserve"> </w:t>
+        </w:r>
+      </w:ins>
+      <m:oMath>
+        <m:r>
+          <m:rPr>
+            <m:sty m:val="p"/>
+          </m:rPr>
+          <m:t>ln</m:t>
+        </m:r>
+        <m:r>
+          <m:t>0</m:t>
+        </m:r>
+      </m:oMath>
+      <w:ins w:id="153" w:author="PR Preview" w:date="2026-01-01T00:00:00Z">
+        <w:r>
+          <w:t xml:space="preserve"> </w:t>
+        </w:r>
+      </w:ins>
+      <w:ins w:id="154" w:author="PR Preview" w:date="2026-01-01T00:00:00Z">
+        <w:r>
+          <w:t xml:space="preserve">is taken as</w:t>
+        </w:r>
+      </w:ins>
+      <w:ins w:id="155" w:author="PR Preview" w:date="2026-01-01T00:00:00Z">
+        <w:r>
+          <w:t xml:space="preserve"> </w:t>
+        </w:r>
+      </w:ins>
+      <m:oMath>
+        <m:r>
+          <m:t>0</m:t>
+        </m:r>
+      </m:oMath>
+      <w:ins w:id="156" w:author="PR Preview" w:date="2026-01-01T00:00:00Z">
+        <w:r>
+          <w:t xml:space="preserve">, its limit.</w:t>
+        </w:r>
+      </w:ins>
     </w:p>
     <w:tbl>
       <w:tblPr>
@@ -8012,106 +8931,160 @@
       <w:pPr>
         <w:pStyle w:val="FirstParagraph"/>
       </w:pPr>
-      <w:r>
-        <w:rPr>
-          <w:i/>
-          <w:iCs/>
-        </w:rPr>
-        <w:t xml:space="preserve">Proof</w:t>
-      </w:r>
-      <w:r>
-        <w:t xml:space="preserve">. </w:t>
-      </w:r>
+      <w:del w:id="157" w:author="PR Preview" w:date="2026-01-01T00:00:00Z">
+        <w:r>
+          <w:rPr>
+            <w:i/>
+            <w:iCs/>
+          </w:rPr>
+          <w:delText xml:space="preserve">Proof</w:delText>
+        </w:r>
+      </w:del>
+      <w:del w:id="158" w:author="PR Preview" w:date="2026-01-01T00:00:00Z">
+        <w:r>
+          <w:delText xml:space="preserve">. </w:delText>
+        </w:r>
+      </w:del>
       <w:hyperlink w:anchor="def-deviance">
-        <w:r>
-          <w:rPr>
-            <w:rStyle w:val="Hyperlink"/>
-          </w:rPr>
-          <w:t xml:space="preserve">Definition 2</w:t>
-        </w:r>
+        <w:del w:id="159" w:author="PR Preview" w:date="2026-01-01T00:00:00Z">
+          <w:r>
+            <w:rPr>
+              <w:rStyle w:val="Hyperlink"/>
+            </w:rPr>
+            <w:delText xml:space="preserve">Definition 2</w:delText>
+          </w:r>
+        </w:del>
       </w:hyperlink>
-      <w:r>
-        <w:t xml:space="preserve"> </w:t>
-      </w:r>
-      <w:r>
-        <w:t xml:space="preserve">gives</w:t>
-      </w:r>
-      <w:r>
-        <w:t xml:space="preserve"> </w:t>
-      </w:r>
-      <w:r>
-        <w:t xml:space="preserve">$D= -2 \ell\mathopen{}\left(\hat{\mathord{\smash[b]{\underset{\raise.3ex\hbox{$\scriptstyle\sim$}}{\beta}}\vphantom{\beta}}}\right)\mathclose{}$</w:t>
-      </w:r>
-      <w:r>
-        <w:t xml:space="preserve">.</w:t>
-      </w:r>
-      <w:r>
-        <w:t xml:space="preserve"> </w:t>
-      </w:r>
-      <w:r>
-        <w:t xml:space="preserve">Distributing the</w:t>
-      </w:r>
-      <w:r>
-        <w:t xml:space="preserve"> </w:t>
-      </w:r>
+      <w:del w:id="160" w:author="PR Preview" w:date="2026-01-01T00:00:00Z">
+        <w:r>
+          <w:delText xml:space="preserve"> </w:delText>
+        </w:r>
+      </w:del>
+      <w:del w:id="161" w:author="PR Preview" w:date="2026-01-01T00:00:00Z">
+        <w:r>
+          <w:delText xml:space="preserve">gives</w:delText>
+        </w:r>
+      </w:del>
+      <w:del w:id="162" w:author="PR Preview" w:date="2026-01-01T00:00:00Z">
+        <w:r>
+          <w:delText xml:space="preserve"> </w:delText>
+        </w:r>
+      </w:del>
+      <w:del w:id="163" w:author="PR Preview" w:date="2026-01-01T00:00:00Z">
+        <w:r>
+          <w:delText xml:space="preserve">$D= -2 \ell\mathopen{}\left(\hat{\mathord{\smash[b]{\underset{\raise.3ex\hbox{$\scriptstyle\sim$}}{\beta}}\vphantom{\beta}}}\right)\mathclose{}$</w:delText>
+        </w:r>
+      </w:del>
+      <w:del w:id="164" w:author="PR Preview" w:date="2026-01-01T00:00:00Z">
+        <w:r>
+          <w:delText xml:space="preserve">.</w:delText>
+        </w:r>
+      </w:del>
+      <w:del w:id="165" w:author="PR Preview" w:date="2026-01-01T00:00:00Z">
+        <w:r>
+          <w:delText xml:space="preserve"> </w:delText>
+        </w:r>
+      </w:del>
+      <w:del w:id="166" w:author="PR Preview" w:date="2026-01-01T00:00:00Z">
+        <w:r>
+          <w:delText xml:space="preserve">Distributing the</w:delText>
+        </w:r>
+      </w:del>
+      <w:del w:id="167" w:author="PR Preview" w:date="2026-01-01T00:00:00Z">
+        <w:r>
+          <w:delText xml:space="preserve"> </w:delText>
+        </w:r>
+      </w:del>
       <m:oMath>
         <m:r>
           <m:t>2</m:t>
         </m:r>
       </m:oMath>
-      <w:r>
-        <w:t xml:space="preserve"> </w:t>
-      </w:r>
-      <w:r>
-        <w:t xml:space="preserve">in</w:t>
-      </w:r>
-      <w:r>
-        <w:t xml:space="preserve"> </w:t>
-      </w:r>
+      <w:del w:id="168" w:author="PR Preview" w:date="2026-01-01T00:00:00Z">
+        <w:r>
+          <w:delText xml:space="preserve"> </w:delText>
+        </w:r>
+      </w:del>
+      <w:del w:id="169" w:author="PR Preview" w:date="2026-01-01T00:00:00Z">
+        <w:r>
+          <w:delText xml:space="preserve">in</w:delText>
+        </w:r>
+      </w:del>
+      <w:del w:id="170" w:author="PR Preview" w:date="2026-01-01T00:00:00Z">
+        <w:r>
+          <w:delText xml:space="preserve"> </w:delText>
+        </w:r>
+      </w:del>
       <w:hyperlink w:anchor="eq-saturated-deviance">
-        <w:r>
-          <w:rPr>
-            <w:rStyle w:val="Hyperlink"/>
-          </w:rPr>
-          <w:t xml:space="preserve">Equation 5</w:t>
-        </w:r>
+        <w:del w:id="171" w:author="PR Preview" w:date="2026-01-01T00:00:00Z">
+          <w:r>
+            <w:rPr>
+              <w:rStyle w:val="Hyperlink"/>
+            </w:rPr>
+            <w:delText xml:space="preserve">Equation 5</w:delText>
+          </w:r>
+        </w:del>
       </w:hyperlink>
-      <w:r>
-        <w:t xml:space="preserve"> </w:t>
-      </w:r>
-      <w:r>
-        <w:t xml:space="preserve">gives</w:t>
-      </w:r>
-      <w:r>
-        <w:t xml:space="preserve"> </w:t>
-      </w:r>
-      <w:r>
-        <w:t xml:space="preserve">$D_{\mathrm{sat}}= 2 \ell_{\mathrm{sat}}- 2 \ell\mathopen{}\left(\hat{\mathord{\smash[b]{\underset{\raise.3ex\hbox{$\scriptstyle\sim$}}{\beta}}\vphantom{\beta}}}\right)\mathclose{}$</w:t>
-      </w:r>
-      <w:r>
-        <w:t xml:space="preserve">.</w:t>
-      </w:r>
-      <w:r>
-        <w:t xml:space="preserve"> </w:t>
-      </w:r>
-      <w:r>
-        <w:t xml:space="preserve">Substituting</w:t>
-      </w:r>
-      <w:r>
-        <w:t xml:space="preserve"> </w:t>
-      </w:r>
-      <w:r>
-        <w:t xml:space="preserve">$D= -2 \ell\mathopen{}\left(\hat{\mathord{\smash[b]{\underset{\raise.3ex\hbox{$\scriptstyle\sim$}}{\beta}}\vphantom{\beta}}}\right)\mathclose{}$</w:t>
-      </w:r>
-      <w:r>
-        <w:t xml:space="preserve"> </w:t>
-      </w:r>
-      <w:r>
-        <w:t xml:space="preserve">into this expression gives</w:t>
-      </w:r>
-      <w:r>
-        <w:t xml:space="preserve"> </w:t>
-      </w:r>
+      <w:del w:id="172" w:author="PR Preview" w:date="2026-01-01T00:00:00Z">
+        <w:r>
+          <w:delText xml:space="preserve"> </w:delText>
+        </w:r>
+      </w:del>
+      <w:del w:id="173" w:author="PR Preview" w:date="2026-01-01T00:00:00Z">
+        <w:r>
+          <w:delText xml:space="preserve">gives</w:delText>
+        </w:r>
+      </w:del>
+      <w:del w:id="174" w:author="PR Preview" w:date="2026-01-01T00:00:00Z">
+        <w:r>
+          <w:delText xml:space="preserve"> </w:delText>
+        </w:r>
+      </w:del>
+      <w:del w:id="175" w:author="PR Preview" w:date="2026-01-01T00:00:00Z">
+        <w:r>
+          <w:delText xml:space="preserve">$D_{\mathrm{sat}}= 2 \ell_{\mathrm{sat}}- 2 \ell\mathopen{}\left(\hat{\mathord{\smash[b]{\underset{\raise.3ex\hbox{$\scriptstyle\sim$}}{\beta}}\vphantom{\beta}}}\right)\mathclose{}$</w:delText>
+        </w:r>
+      </w:del>
+      <w:del w:id="176" w:author="PR Preview" w:date="2026-01-01T00:00:00Z">
+        <w:r>
+          <w:delText xml:space="preserve">.</w:delText>
+        </w:r>
+      </w:del>
+      <w:del w:id="177" w:author="PR Preview" w:date="2026-01-01T00:00:00Z">
+        <w:r>
+          <w:delText xml:space="preserve"> </w:delText>
+        </w:r>
+      </w:del>
+      <w:del w:id="178" w:author="PR Preview" w:date="2026-01-01T00:00:00Z">
+        <w:r>
+          <w:delText xml:space="preserve">Substituting</w:delText>
+        </w:r>
+      </w:del>
+      <w:del w:id="179" w:author="PR Preview" w:date="2026-01-01T00:00:00Z">
+        <w:r>
+          <w:delText xml:space="preserve"> </w:delText>
+        </w:r>
+      </w:del>
+      <w:del w:id="180" w:author="PR Preview" w:date="2026-01-01T00:00:00Z">
+        <w:r>
+          <w:delText xml:space="preserve">$D= -2 \ell\mathopen{}\left(\hat{\mathord{\smash[b]{\underset{\raise.3ex\hbox{$\scriptstyle\sim$}}{\beta}}\vphantom{\beta}}}\right)\mathclose{}$</w:delText>
+        </w:r>
+      </w:del>
+      <w:del w:id="181" w:author="PR Preview" w:date="2026-01-01T00:00:00Z">
+        <w:r>
+          <w:delText xml:space="preserve"> </w:delText>
+        </w:r>
+      </w:del>
+      <w:del w:id="182" w:author="PR Preview" w:date="2026-01-01T00:00:00Z">
+        <w:r>
+          <w:delText xml:space="preserve">into this expression gives</w:delText>
+        </w:r>
+      </w:del>
+      <w:del w:id="183" w:author="PR Preview" w:date="2026-01-01T00:00:00Z">
+        <w:r>
+          <w:delText xml:space="preserve"> </w:delText>
+        </w:r>
+      </w:del>
       <m:oMath>
         <m:sSub>
           <m:e>
@@ -8186,18 +9159,26 @@
           <m:t>D</m:t>
         </m:r>
       </m:oMath>
-      <w:r>
-        <w:t xml:space="preserve">.</w:t>
-      </w:r>
-      <w:r>
-        <w:t xml:space="preserve"> </w:t>
-      </w:r>
-      <w:r>
-        <w:t xml:space="preserve">Subtracting</w:t>
-      </w:r>
-      <w:r>
-        <w:t xml:space="preserve"> </w:t>
-      </w:r>
+      <w:del w:id="184" w:author="PR Preview" w:date="2026-01-01T00:00:00Z">
+        <w:r>
+          <w:delText xml:space="preserve">.</w:delText>
+        </w:r>
+      </w:del>
+      <w:del w:id="185" w:author="PR Preview" w:date="2026-01-01T00:00:00Z">
+        <w:r>
+          <w:delText xml:space="preserve"> </w:delText>
+        </w:r>
+      </w:del>
+      <w:del w:id="186" w:author="PR Preview" w:date="2026-01-01T00:00:00Z">
+        <w:r>
+          <w:delText xml:space="preserve">Subtracting</w:delText>
+        </w:r>
+      </w:del>
+      <w:del w:id="187" w:author="PR Preview" w:date="2026-01-01T00:00:00Z">
+        <w:r>
+          <w:delText xml:space="preserve"> </w:delText>
+        </w:r>
+      </w:del>
       <m:oMath>
         <m:r>
           <m:t>2</m:t>
@@ -8230,12 +9211,311 @@
           </m:sub>
         </m:sSub>
       </m:oMath>
-      <w:r>
-        <w:t xml:space="preserve"> </w:t>
-      </w:r>
-      <w:r>
-        <w:t xml:space="preserve">from both sides gives the claim.</w:t>
-      </w:r>
+      <w:del w:id="188" w:author="PR Preview" w:date="2026-01-01T00:00:00Z">
+        <w:r>
+          <w:delText xml:space="preserve"> </w:delText>
+        </w:r>
+      </w:del>
+      <w:del w:id="189" w:author="PR Preview" w:date="2026-01-01T00:00:00Z">
+        <w:r>
+          <w:delText xml:space="preserve">from both sides gives the claim.</w:delText>
+        </w:r>
+      </w:del>
+    </w:p>
+    <w:p>
+      <w:pPr>
+        <w:pStyle w:val="FirstParagraph"/>
+      </w:pPr>
+      <w:ins w:id="190" w:author="PR Preview" w:date="2026-01-01T00:00:00Z">
+        <w:r>
+          <w:rPr>
+            <w:i/>
+            <w:iCs/>
+          </w:rPr>
+          <w:t xml:space="preserve">Proof</w:t>
+        </w:r>
+      </w:ins>
+      <w:ins w:id="191" w:author="PR Preview" w:date="2026-01-01T00:00:00Z">
+        <w:r>
+          <w:t xml:space="preserve">. </w:t>
+        </w:r>
+      </w:ins>
+      <w:hyperlink w:anchor="def-deviance">
+        <w:ins w:id="192" w:author="PR Preview" w:date="2026-01-01T00:00:00Z">
+          <w:r>
+            <w:rPr>
+              <w:rStyle w:val="Hyperlink"/>
+            </w:rPr>
+            <w:t xml:space="preserve">Definition 2</w:t>
+          </w:r>
+        </w:ins>
+      </w:hyperlink>
+      <w:ins w:id="193" w:author="PR Preview" w:date="2026-01-01T00:00:00Z">
+        <w:r>
+          <w:t xml:space="preserve"> </w:t>
+        </w:r>
+      </w:ins>
+      <w:ins w:id="194" w:author="PR Preview" w:date="2026-01-01T00:00:00Z">
+        <w:r>
+          <w:t xml:space="preserve">gives</w:t>
+        </w:r>
+      </w:ins>
+      <w:ins w:id="195" w:author="PR Preview" w:date="2026-01-01T00:00:00Z">
+        <w:r>
+          <w:t xml:space="preserve"> </w:t>
+        </w:r>
+      </w:ins>
+      <w:ins w:id="196" w:author="PR Preview" w:date="2026-01-01T00:00:00Z">
+        <w:r>
+          <w:t xml:space="preserve">$D= -2 {\ell\mathopen{}\left(\hat{\mathord{\smash[b]{\underset{\raise.3ex\hbox{$\scriptstyle\sim$}}{\beta}}\vphantom{\beta}}}\right)\mathclose{}}$</w:t>
+        </w:r>
+      </w:ins>
+      <w:ins w:id="197" w:author="PR Preview" w:date="2026-01-01T00:00:00Z">
+        <w:r>
+          <w:t xml:space="preserve">.</w:t>
+        </w:r>
+      </w:ins>
+      <w:ins w:id="198" w:author="PR Preview" w:date="2026-01-01T00:00:00Z">
+        <w:r>
+          <w:t xml:space="preserve"> </w:t>
+        </w:r>
+      </w:ins>
+      <w:ins w:id="199" w:author="PR Preview" w:date="2026-01-01T00:00:00Z">
+        <w:r>
+          <w:t xml:space="preserve">Distributing the</w:t>
+        </w:r>
+      </w:ins>
+      <w:ins w:id="200" w:author="PR Preview" w:date="2026-01-01T00:00:00Z">
+        <w:r>
+          <w:t xml:space="preserve"> </w:t>
+        </w:r>
+      </w:ins>
+      <m:oMath>
+        <m:r>
+          <m:t>2</m:t>
+        </m:r>
+      </m:oMath>
+      <w:ins w:id="201" w:author="PR Preview" w:date="2026-01-01T00:00:00Z">
+        <w:r>
+          <w:t xml:space="preserve"> </w:t>
+        </w:r>
+      </w:ins>
+      <w:ins w:id="202" w:author="PR Preview" w:date="2026-01-01T00:00:00Z">
+        <w:r>
+          <w:t xml:space="preserve">in</w:t>
+        </w:r>
+      </w:ins>
+      <w:ins w:id="203" w:author="PR Preview" w:date="2026-01-01T00:00:00Z">
+        <w:r>
+          <w:t xml:space="preserve"> </w:t>
+        </w:r>
+      </w:ins>
+      <w:hyperlink w:anchor="eq-saturated-deviance">
+        <w:ins w:id="204" w:author="PR Preview" w:date="2026-01-01T00:00:00Z">
+          <w:r>
+            <w:rPr>
+              <w:rStyle w:val="Hyperlink"/>
+            </w:rPr>
+            <w:t xml:space="preserve">Equation 5</w:t>
+          </w:r>
+        </w:ins>
+      </w:hyperlink>
+      <w:ins w:id="205" w:author="PR Preview" w:date="2026-01-01T00:00:00Z">
+        <w:r>
+          <w:t xml:space="preserve"> </w:t>
+        </w:r>
+      </w:ins>
+      <w:ins w:id="206" w:author="PR Preview" w:date="2026-01-01T00:00:00Z">
+        <w:r>
+          <w:t xml:space="preserve">gives</w:t>
+        </w:r>
+      </w:ins>
+      <w:ins w:id="207" w:author="PR Preview" w:date="2026-01-01T00:00:00Z">
+        <w:r>
+          <w:t xml:space="preserve"> </w:t>
+        </w:r>
+      </w:ins>
+      <w:ins w:id="208" w:author="PR Preview" w:date="2026-01-01T00:00:00Z">
+        <w:r>
+          <w:t xml:space="preserve">$D_{\mathrm{sat}}= 2 \ell_{\mathrm{sat}}- 2 {\ell\mathopen{}\left(\hat{\mathord{\smash[b]{\underset{\raise.3ex\hbox{$\scriptstyle\sim$}}{\beta}}\vphantom{\beta}}}\right)\mathclose{}}$</w:t>
+        </w:r>
+      </w:ins>
+      <w:ins w:id="209" w:author="PR Preview" w:date="2026-01-01T00:00:00Z">
+        <w:r>
+          <w:t xml:space="preserve">.</w:t>
+        </w:r>
+      </w:ins>
+      <w:ins w:id="210" w:author="PR Preview" w:date="2026-01-01T00:00:00Z">
+        <w:r>
+          <w:t xml:space="preserve"> </w:t>
+        </w:r>
+      </w:ins>
+      <w:ins w:id="211" w:author="PR Preview" w:date="2026-01-01T00:00:00Z">
+        <w:r>
+          <w:t xml:space="preserve">Substituting</w:t>
+        </w:r>
+      </w:ins>
+      <w:ins w:id="212" w:author="PR Preview" w:date="2026-01-01T00:00:00Z">
+        <w:r>
+          <w:t xml:space="preserve"> </w:t>
+        </w:r>
+      </w:ins>
+      <w:ins w:id="213" w:author="PR Preview" w:date="2026-01-01T00:00:00Z">
+        <w:r>
+          <w:t xml:space="preserve">$D= -2 {\ell\mathopen{}\left(\hat{\mathord{\smash[b]{\underset{\raise.3ex\hbox{$\scriptstyle\sim$}}{\beta}}\vphantom{\beta}}}\right)\mathclose{}}$</w:t>
+        </w:r>
+      </w:ins>
+      <w:ins w:id="214" w:author="PR Preview" w:date="2026-01-01T00:00:00Z">
+        <w:r>
+          <w:t xml:space="preserve"> </w:t>
+        </w:r>
+      </w:ins>
+      <w:ins w:id="215" w:author="PR Preview" w:date="2026-01-01T00:00:00Z">
+        <w:r>
+          <w:t xml:space="preserve">into this expression gives</w:t>
+        </w:r>
+      </w:ins>
+      <w:ins w:id="216" w:author="PR Preview" w:date="2026-01-01T00:00:00Z">
+        <w:r>
+          <w:t xml:space="preserve"> </w:t>
+        </w:r>
+      </w:ins>
+      <m:oMath>
+        <m:sSub>
+          <m:e>
+            <m:r>
+              <m:t>D</m:t>
+            </m:r>
+          </m:e>
+          <m:sub>
+            <m:r>
+              <m:rPr>
+                <m:sty m:val="p"/>
+              </m:rPr>
+              <m:t>s</m:t>
+            </m:r>
+            <m:r>
+              <m:rPr>
+                <m:sty m:val="p"/>
+              </m:rPr>
+              <m:t>a</m:t>
+            </m:r>
+            <m:r>
+              <m:rPr>
+                <m:sty m:val="p"/>
+              </m:rPr>
+              <m:t>t</m:t>
+            </m:r>
+          </m:sub>
+        </m:sSub>
+        <m:r>
+          <m:rPr>
+            <m:sty m:val="p"/>
+          </m:rPr>
+          <m:t>=</m:t>
+        </m:r>
+        <m:r>
+          <m:t>2</m:t>
+        </m:r>
+        <m:sSub>
+          <m:e>
+            <m:r>
+              <m:t>ℓ</m:t>
+            </m:r>
+          </m:e>
+          <m:sub>
+            <m:r>
+              <m:rPr>
+                <m:sty m:val="p"/>
+              </m:rPr>
+              <m:t>s</m:t>
+            </m:r>
+            <m:r>
+              <m:rPr>
+                <m:sty m:val="p"/>
+              </m:rPr>
+              <m:t>a</m:t>
+            </m:r>
+            <m:r>
+              <m:rPr>
+                <m:sty m:val="p"/>
+              </m:rPr>
+              <m:t>t</m:t>
+            </m:r>
+          </m:sub>
+        </m:sSub>
+        <m:r>
+          <m:rPr>
+            <m:sty m:val="p"/>
+          </m:rPr>
+          <m:t>+</m:t>
+        </m:r>
+        <m:r>
+          <m:t>D</m:t>
+        </m:r>
+      </m:oMath>
+      <w:ins w:id="217" w:author="PR Preview" w:date="2026-01-01T00:00:00Z">
+        <w:r>
+          <w:t xml:space="preserve">.</w:t>
+        </w:r>
+      </w:ins>
+      <w:ins w:id="218" w:author="PR Preview" w:date="2026-01-01T00:00:00Z">
+        <w:r>
+          <w:t xml:space="preserve"> </w:t>
+        </w:r>
+      </w:ins>
+      <w:ins w:id="219" w:author="PR Preview" w:date="2026-01-01T00:00:00Z">
+        <w:r>
+          <w:t xml:space="preserve">Subtracting</w:t>
+        </w:r>
+      </w:ins>
+      <w:ins w:id="220" w:author="PR Preview" w:date="2026-01-01T00:00:00Z">
+        <w:r>
+          <w:t xml:space="preserve"> </w:t>
+        </w:r>
+      </w:ins>
+      <m:oMath>
+        <m:r>
+          <m:t>2</m:t>
+        </m:r>
+        <m:sSub>
+          <m:e>
+            <m:r>
+              <m:t>ℓ</m:t>
+            </m:r>
+          </m:e>
+          <m:sub>
+            <m:r>
+              <m:rPr>
+                <m:sty m:val="p"/>
+              </m:rPr>
+              <m:t>s</m:t>
+            </m:r>
+            <m:r>
+              <m:rPr>
+                <m:sty m:val="p"/>
+              </m:rPr>
+              <m:t>a</m:t>
+            </m:r>
+            <m:r>
+              <m:rPr>
+                <m:sty m:val="p"/>
+              </m:rPr>
+              <m:t>t</m:t>
+            </m:r>
+          </m:sub>
+        </m:sSub>
+      </m:oMath>
+      <w:ins w:id="221" w:author="PR Preview" w:date="2026-01-01T00:00:00Z">
+        <w:r>
+          <w:t xml:space="preserve"> </w:t>
+        </w:r>
+      </w:ins>
+      <w:ins w:id="222" w:author="PR Preview" w:date="2026-01-01T00:00:00Z">
+        <w:r>
+          <w:t xml:space="preserve">from both sides gives the claim.</w:t>
+        </w:r>
+      </w:ins>
     </w:p>
     <w:bookmarkStart w:id="54" w:name="rem-deviance-shift"/>
     <w:p>
